--- a/docs/output/Zain Hajahjah/سجن البرج/SRT-En/فرج سلامة/خارجي/DOCX/11_فرج سلامة-غرفة التحقيق والتعذيب_SRT_En.docx
+++ b/docs/output/Zain Hajahjah/سجن البرج/SRT-En/فرج سلامة/خارجي/DOCX/11_فرج سلامة-غرفة التحقيق والتعذيب_SRT_En.docx
@@ -4,7 +4,28 @@
   <w:body>
     <w:p>
       <w:r>
+        <w:t>1</w:t>
+      </w:r>
+    </w:p>
+    <w:p>
+      <w:r>
+        <w:t>00:00:00,083 --&gt; 00:00:02,166</w:t>
+      </w:r>
+    </w:p>
+    <w:p>
+      <w:r>
         <w:t>From the investigation room—it’s very close</w:t>
+      </w:r>
+    </w:p>
+    <w:p/>
+    <w:p>
+      <w:r>
+        <w:t>2</w:t>
+      </w:r>
+    </w:p>
+    <w:p>
+      <w:r>
+        <w:t>00:00:02,166 --&gt; 00:00:06,208</w:t>
       </w:r>
     </w:p>
     <w:p>
@@ -12,9 +33,31 @@
         <w:t>So those in the first group cell, the other cells, and the solitary cells, all heard the torture</w:t>
       </w:r>
     </w:p>
+    <w:p/>
+    <w:p>
+      <w:r>
+        <w:t>3</w:t>
+      </w:r>
+    </w:p>
+    <w:p>
+      <w:r>
+        <w:t>00:00:06,791 --&gt; 00:00:08,125</w:t>
+      </w:r>
+    </w:p>
     <w:p>
       <w:r>
         <w:t>This is the investigation room</w:t>
+      </w:r>
+    </w:p>
+    <w:p/>
+    <w:p>
+      <w:r>
+        <w:t>4</w:t>
+      </w:r>
+    </w:p>
+    <w:p>
+      <w:r>
+        <w:t>00:00:09,291 --&gt; 00:00:11,291</w:t>
       </w:r>
     </w:p>
     <w:p>
@@ -22,9 +65,31 @@
         <w:t>They used this door to hang the tortured prisoners</w:t>
       </w:r>
     </w:p>
+    <w:p/>
+    <w:p>
+      <w:r>
+        <w:t>5</w:t>
+      </w:r>
+    </w:p>
+    <w:p>
+      <w:r>
+        <w:t>00:00:12,291 --&gt; 00:00:14,166</w:t>
+      </w:r>
+    </w:p>
     <w:p>
       <w:r>
         <w:t>Like the other door, and this one too</w:t>
+      </w:r>
+    </w:p>
+    <w:p/>
+    <w:p>
+      <w:r>
+        <w:t>6</w:t>
+      </w:r>
+    </w:p>
+    <w:p>
+      <w:r>
+        <w:t>00:00:14,208 --&gt; 00:00:19,125</w:t>
       </w:r>
     </w:p>
     <w:p>
@@ -32,9 +97,31 @@
         <w:t>Sometimes they would hang three people at the same time</w:t>
       </w:r>
     </w:p>
+    <w:p/>
+    <w:p>
+      <w:r>
+        <w:t>7</w:t>
+      </w:r>
+    </w:p>
+    <w:p>
+      <w:r>
+        <w:t>00:00:19,541 --&gt; 00:00:21,708</w:t>
+      </w:r>
+    </w:p>
     <w:p>
       <w:r>
         <w:t>You could only hear the groaning of those tortured</w:t>
+      </w:r>
+    </w:p>
+    <w:p/>
+    <w:p>
+      <w:r>
+        <w:t>8</w:t>
+      </w:r>
+    </w:p>
+    <w:p>
+      <w:r>
+        <w:t>00:00:22,458 --&gt; 00:00:24,125</w:t>
       </w:r>
     </w:p>
     <w:p>
@@ -42,9 +129,31 @@
         <w:t>Sometimes the beating happened here</w:t>
       </w:r>
     </w:p>
+    <w:p/>
+    <w:p>
+      <w:r>
+        <w:t>9</w:t>
+      </w:r>
+    </w:p>
+    <w:p>
+      <w:r>
+        <w:t>00:00:24,166 --&gt; 00:00:26,208</w:t>
+      </w:r>
+    </w:p>
     <w:p>
       <w:r>
         <w:t>Then we’d hear that they were outside the investigation room</w:t>
+      </w:r>
+    </w:p>
+    <w:p/>
+    <w:p>
+      <w:r>
+        <w:t>10</w:t>
+      </w:r>
+    </w:p>
+    <w:p>
+      <w:r>
+        <w:t>00:00:26,208 --&gt; 00:00:28,291</w:t>
       </w:r>
     </w:p>
     <w:p>
@@ -425,9 +534,12 @@
     <w:name w:val="Normal"/>
     <w:qFormat/>
     <w:rsid w:val="00FC693F"/>
+    <w:pPr>
+      <w:spacing w:before="0" w:after="0" w:line="276" w:lineRule="auto"/>
+    </w:pPr>
     <w:rPr>
-      <w:rFonts w:ascii="Arial" w:hAnsi="Arial"/>
-      <w:sz w:val="22"/>
+      <w:rFonts w:ascii="Courier New" w:hAnsi="Courier New"/>
+      <w:sz w:val="20"/>
     </w:rPr>
   </w:style>
   <w:style w:type="paragraph" w:styleId="Header">
